--- a/var/templates_docx/E-209.docx
+++ b/var/templates_docx/E-209.docx
@@ -1200,6 +1200,276 @@
     </w:p>
     <w:bookmarkEnd w:id="24"/>
     <w:bookmarkEnd w:id="25"/>
+    <w:p/>
+    <w:p>
+      <w:r>
+        <w:rPr>
+          <w:b/>
+          <w:color w:val="0B1F3A"/>
+          <w:sz w:val="24"/>
+        </w:rPr>
+        <w:t>APROBACIONES Y FIRMAS</w:t>
+      </w:r>
+    </w:p>
+    <w:p>
+      <w:r>
+        <w:rPr>
+          <w:b w:val="0"/>
+          <w:color w:val="0B1F3A"/>
+          <w:sz w:val="20"/>
+        </w:rPr>
+        <w:t>El presente documento se aprueba mediante las firmas de los intervinientes que se relacionan a continuación. Cuando la firma se realiza digitalmente a través del portal del proyecto, el hash SHA-256 y el código QR de verificación se consignan bajo el nombre del firmante.</w:t>
+      </w:r>
+    </w:p>
+    <w:tbl>
+      <w:tblPr>
+        <w:tblW w:type="auto" w:w="0"/>
+        <w:jc w:val="center"/>
+        <w:tblLook w:firstColumn="1" w:firstRow="1" w:lastColumn="0" w:lastRow="0" w:noHBand="0" w:noVBand="1" w:val="04A0"/>
+      </w:tblPr>
+      <w:tblGrid>
+        <w:gridCol w:w="4680"/>
+        <w:gridCol w:w="4680"/>
+      </w:tblGrid>
+      <w:tr>
+        <w:tc>
+          <w:tcPr>
+            <w:tcW w:type="dxa" w:w="4680"/>
+          </w:tcPr>
+          <w:p>
+            <w:pPr>
+              <w:jc w:val="center"/>
+            </w:pPr>
+            <w:r>
+              <w:rPr>
+                <w:b/>
+                <w:color w:val="0B1F3A"/>
+                <w:sz w:val="20"/>
+              </w:rPr>
+              <w:t>ELABORADO POR</w:t>
+            </w:r>
+          </w:p>
+        </w:tc>
+        <w:tc>
+          <w:tcPr>
+            <w:tcW w:type="dxa" w:w="4680"/>
+          </w:tcPr>
+          <w:p>
+            <w:pPr>
+              <w:jc w:val="center"/>
+            </w:pPr>
+            <w:r>
+              <w:rPr>
+                <w:b/>
+                <w:color w:val="0B1F3A"/>
+                <w:sz w:val="20"/>
+              </w:rPr>
+              <w:t>APROBADO POR</w:t>
+            </w:r>
+          </w:p>
+        </w:tc>
+      </w:tr>
+      <w:tr>
+        <w:tc>
+          <w:tcPr>
+            <w:tcW w:type="dxa" w:w="4680"/>
+          </w:tcPr>
+          <w:p>
+            <w:r>
+              <w:rPr>
+                <w:b/>
+                <w:color w:val="6B7280"/>
+                <w:sz w:val="18"/>
+              </w:rPr>
+              <w:t xml:space="preserve">Nombre: </w:t>
+            </w:r>
+            <w:r>
+              <w:rPr>
+                <w:b w:val="0"/>
+                <w:color w:val="0B1F3A"/>
+                <w:sz w:val="20"/>
+              </w:rPr>
+              <w:t>{{ firmas.elaborado.nombre }}</w:t>
+            </w:r>
+          </w:p>
+        </w:tc>
+        <w:tc>
+          <w:tcPr>
+            <w:tcW w:type="dxa" w:w="4680"/>
+          </w:tcPr>
+          <w:p>
+            <w:r>
+              <w:rPr>
+                <w:b/>
+                <w:color w:val="6B7280"/>
+                <w:sz w:val="18"/>
+              </w:rPr>
+              <w:t xml:space="preserve">Nombre: </w:t>
+            </w:r>
+            <w:r>
+              <w:rPr>
+                <w:b w:val="0"/>
+                <w:color w:val="0B1F3A"/>
+                <w:sz w:val="20"/>
+              </w:rPr>
+              <w:t>{{ firmas.revisado.nombre }}</w:t>
+            </w:r>
+          </w:p>
+        </w:tc>
+      </w:tr>
+      <w:tr>
+        <w:tc>
+          <w:tcPr>
+            <w:tcW w:type="dxa" w:w="4680"/>
+          </w:tcPr>
+          <w:p>
+            <w:r>
+              <w:rPr>
+                <w:b/>
+                <w:color w:val="6B7280"/>
+                <w:sz w:val="18"/>
+              </w:rPr>
+              <w:t xml:space="preserve">Cargo: </w:t>
+            </w:r>
+            <w:r>
+              <w:rPr>
+                <w:b w:val="0"/>
+                <w:color w:val="0B1F3A"/>
+                <w:sz w:val="20"/>
+              </w:rPr>
+              <w:t>{{ firmas.elaborado.cargo }}</w:t>
+            </w:r>
+          </w:p>
+        </w:tc>
+        <w:tc>
+          <w:tcPr>
+            <w:tcW w:type="dxa" w:w="4680"/>
+          </w:tcPr>
+          <w:p>
+            <w:r>
+              <w:rPr>
+                <w:b/>
+                <w:color w:val="6B7280"/>
+                <w:sz w:val="18"/>
+              </w:rPr>
+              <w:t xml:space="preserve">Cargo: </w:t>
+            </w:r>
+            <w:r>
+              <w:rPr>
+                <w:b w:val="0"/>
+                <w:color w:val="0B1F3A"/>
+                <w:sz w:val="20"/>
+              </w:rPr>
+              <w:t>{{ firmas.revisado.cargo }}</w:t>
+            </w:r>
+          </w:p>
+        </w:tc>
+      </w:tr>
+      <w:tr>
+        <w:tc>
+          <w:tcPr>
+            <w:tcW w:type="dxa" w:w="4680"/>
+          </w:tcPr>
+          <w:p>
+            <w:r>
+              <w:rPr>
+                <w:b/>
+                <w:color w:val="6B7280"/>
+                <w:sz w:val="18"/>
+              </w:rPr>
+              <w:t xml:space="preserve">Fecha: </w:t>
+            </w:r>
+            <w:r>
+              <w:rPr>
+                <w:b w:val="0"/>
+                <w:color w:val="0B1F3A"/>
+                <w:sz w:val="20"/>
+              </w:rPr>
+              <w:t>{{ firmas.elaborado.fecha }}</w:t>
+            </w:r>
+          </w:p>
+        </w:tc>
+        <w:tc>
+          <w:tcPr>
+            <w:tcW w:type="dxa" w:w="4680"/>
+          </w:tcPr>
+          <w:p>
+            <w:r>
+              <w:rPr>
+                <w:b/>
+                <w:color w:val="6B7280"/>
+                <w:sz w:val="18"/>
+              </w:rPr>
+              <w:t xml:space="preserve">Fecha: </w:t>
+            </w:r>
+            <w:r>
+              <w:rPr>
+                <w:b w:val="0"/>
+                <w:color w:val="0B1F3A"/>
+                <w:sz w:val="20"/>
+              </w:rPr>
+              <w:t>{{ firmas.revisado.fecha }}</w:t>
+            </w:r>
+          </w:p>
+        </w:tc>
+      </w:tr>
+      <w:tr>
+        <w:tc>
+          <w:tcPr>
+            <w:tcW w:type="dxa" w:w="4680"/>
+          </w:tcPr>
+          <w:p>
+            <w:r>
+              <w:rPr>
+                <w:b/>
+                <w:color w:val="6B7280"/>
+                <w:sz w:val="18"/>
+              </w:rPr>
+              <w:t xml:space="preserve">Firma: </w:t>
+            </w:r>
+            <w:r>
+              <w:rPr>
+                <w:b w:val="0"/>
+                <w:color w:val="0B1F3A"/>
+                <w:sz w:val="20"/>
+              </w:rPr>
+              <w:t>{{ firmas.elaborado.firma_marca }}</w:t>
+            </w:r>
+          </w:p>
+        </w:tc>
+        <w:tc>
+          <w:tcPr>
+            <w:tcW w:type="dxa" w:w="4680"/>
+          </w:tcPr>
+          <w:p>
+            <w:r>
+              <w:rPr>
+                <w:b/>
+                <w:color w:val="6B7280"/>
+                <w:sz w:val="18"/>
+              </w:rPr>
+              <w:t xml:space="preserve">Firma: </w:t>
+            </w:r>
+            <w:r>
+              <w:rPr>
+                <w:b w:val="0"/>
+                <w:color w:val="0B1F3A"/>
+                <w:sz w:val="20"/>
+              </w:rPr>
+              <w:t>{{ firmas.revisado.firma_marca }}</w:t>
+            </w:r>
+          </w:p>
+        </w:tc>
+      </w:tr>
+    </w:tbl>
+    <w:p>
+      <w:r>
+        <w:rPr>
+          <w:sz w:val="2"/>
+        </w:rPr>
+        <w:t>&lt;!--FX_SIG_V2--&gt;</w:t>
+      </w:r>
+    </w:p>
     <w:sectPr>
       <w:headerReference w:type="default" r:id="rId9"/>
       <w:footerReference w:type="default" r:id="rId10"/>
@@ -1387,7 +1657,7 @@
               <w:color w:val="6B7280"/>
               <w:sz w:val="18"/>
             </w:rPr>
-            <w:t>E-209 · Documento E-209</w:t>
+            <w:t>E-209 · PROCEDIMIENTO DE PRUEBAS DE CONTINUIDAD</w:t>
             <w:br/>
             <w:t>versión {{ proyecto.version_actual }}</w:t>
           </w:r>
